--- a/handouts/Realm_Comparison.docx
+++ b/handouts/Realm_Comparison.docx
@@ -95,11 +95,11 @@
         <w:tblLook w:val="04A0" w:firstRow="1" w:lastRow="0" w:firstColumn="1" w:lastColumn="0" w:noHBand="0" w:noVBand="1"/>
       </w:tblPr>
       <w:tblGrid>
-        <w:gridCol w:w="395"/>
-        <w:gridCol w:w="1431"/>
-        <w:gridCol w:w="2543"/>
-        <w:gridCol w:w="2721"/>
-        <w:gridCol w:w="2254"/>
+        <w:gridCol w:w="396"/>
+        <w:gridCol w:w="1427"/>
+        <w:gridCol w:w="2483"/>
+        <w:gridCol w:w="2829"/>
+        <w:gridCol w:w="2209"/>
       </w:tblGrid>
       <w:tr>
         <w:trPr>
@@ -2035,7 +2035,7 @@
                 <w:sz w:val="18"/>
                 <w:szCs w:val="18"/>
               </w:rPr>
-              <w:t>Dynamic autoscale needs a session host configuration, which is not supported on Azure Local, and the Learn autoscale articles do not list Azure Local for power management; plan to manage power yourself and confirm support before relying on a scaling plan</w:t>
+              <w:t>Dynamic autoscale needs a session host configuration, which is not supported on Azure Local, and the Learn autoscale articles do not list Azure Local for power management; plan to manage power yourself and confirm support before relying on a scaling plan. Start VM on Connect is documented for session hosts on Azure Local (personal and pooled host pools)</w:t>
             </w:r>
           </w:p>
         </w:tc>
@@ -3399,7 +3399,7 @@
           <w:szCs w:val="21"/>
           <w:lang w:val="en"/>
         </w:rPr>
-        <w:t>Microsoft Learn: Azure Virtual Desktop on Azure Local (overview, supported configurations, limitations, licensing and pricing); Azure Virtual Desktop for Azure Local (architecture); Azure Virtual Desktop Hybrid overview and deployment; Licensing Azure Virtual Desktop; Prepare GPUs for Azure Local, Manage GPUs via Discrete Device Assignment, Manage GPUs using partitioning; Autoscale scaling plans, glossary and scenarios; Deploy Azure Virtual Desktop (session host configuration); Enable Microsoft Entra Kerber</w:t>
+        <w:t>Microsoft Learn: Azure Virtual Desktop on Azure Local (overview, supported configurations, limitations, licensing and pricing); Azure Virtual Desktop for Azure Local (architecture); Azure Virtual Desktop Hybrid overview and deployment; Licensing Azure Virtual Desktop; Prepare GPUs for Azure Local, Manage GPUs via Discrete Device Assignment, Manage GPUs using partitioning; Autoscale scaling plans, glossary and scenario</w:t>
       </w:r>
       <w:r>
         <w:rPr>
@@ -3409,17 +3409,7 @@
           <w:szCs w:val="21"/>
           <w:lang w:val="en"/>
         </w:rPr>
-        <w:t>os authent</w:t>
-      </w:r>
-      <w:r>
-        <w:rPr>
-          <w:rFonts w:ascii="Segoe UI" w:hAnsi="Segoe UI" w:cs="Segoe UI"/>
-          <w:color w:val="1B2430"/>
-          <w:sz w:val="21"/>
-          <w:szCs w:val="21"/>
-          <w:lang w:val="en"/>
-        </w:rPr>
-        <w:t>ication for hybrid and cloud-only identities on Azure Files; Azure Update Manager FAQ.</w:t>
+        <w:t>s; Deploy Azure Virtual Desktop (session host configuration); Enable Microsoft Entra Kerberos authentication for hybrid and cloud-only identities on Azure Files; Azure Update Manager FAQ.</w:t>
       </w:r>
     </w:p>
     <w:p>
@@ -3523,9 +3513,9 @@
 <file path=word/numbering.xml><?xml version="1.0" encoding="utf-8"?>
 <w:numbering xmlns:wpc="http://schemas.microsoft.com/office/word/2010/wordprocessingCanvas" xmlns:cx="http://schemas.microsoft.com/office/drawing/2014/chartex" xmlns:cx1="http://schemas.microsoft.com/office/drawing/2015/9/8/chartex" xmlns:cx2="http://schemas.microsoft.com/office/drawing/2015/10/21/chartex" xmlns:cx3="http://schemas.microsoft.com/office/drawing/2016/5/9/chartex" xmlns:cx4="http://schemas.microsoft.com/office/drawing/2016/5/10/chartex" xmlns:cx5="http://schemas.microsoft.com/office/drawing/2016/5/11/chartex" xmlns:cx6="http://schemas.microsoft.com/office/drawing/2016/5/12/chartex" xmlns:cx7="http://schemas.microsoft.com/office/drawing/2016/5/13/chartex" xmlns:cx8="http://schemas.microsoft.com/office/drawing/2016/5/14/chartex" xmlns:mc="http://schemas.openxmlformats.org/markup-compatibility/2006" xmlns:aink="http://schemas.microsoft.com/office/drawing/2016/ink" xmlns:am3d="http://schemas.microsoft.com/office/drawing/2017/model3d" xmlns:o="urn:schemas-microsoft-com:office:office" xmlns:oel="http://schemas.microsoft.com/office/2019/extlst" xmlns:r="http://schemas.openxmlformats.org/officeDocument/2006/relationships" xmlns:m="http://schemas.openxmlformats.org/officeDocument/2006/math" xmlns:v="urn:schemas-microsoft-com:vml" xmlns:wp14="http://schemas.microsoft.com/office/word/2010/wordprocessingDrawing" xmlns:wp="http://schemas.openxmlformats.org/drawingml/2006/wordprocessingDrawing" xmlns:w10="urn:schemas-microsoft-com:office:word" xmlns:w="http://schemas.openxmlformats.org/wordprocessingml/2006/main" xmlns:w14="http://schemas.microsoft.com/office/word/2010/wordml" xmlns:w15="http://schemas.microsoft.com/office/word/2012/wordml" xmlns:w16cex="http://schemas.microsoft.com/office/word/2018/wordml/cex" xmlns:w16cid="http://schemas.microsoft.com/office/word/2016/wordml/cid" xmlns:w16="http://schemas.microsoft.com/office/word/2018/wordml" xmlns:w16du="http://schemas.microsoft.com/office/word/2023/wordml/word16du" xmlns:w16sdtdh="http://schemas.microsoft.com/office/word/2020/wordml/sdtdatahash" xmlns:w16sdtfl="http://schemas.microsoft.com/office/word/2024/wordml/sdtformatlock" xmlns:w16se="http://schemas.microsoft.com/office/word/2015/wordml/symex" xmlns:wpg="http://schemas.microsoft.com/office/word/2010/wordprocessingGroup" xmlns:wpi="http://schemas.microsoft.com/office/word/2010/wordprocessingInk" xmlns:wne="http://schemas.microsoft.com/office/word/2006/wordml" xmlns:wps="http://schemas.microsoft.com/office/word/2010/wordprocessingShape" mc:Ignorable="w14 w15 w16se w16cid w16 w16cex w16sdtdh w16sdtfl w16du wp14">
   <w:abstractNum w:abstractNumId="0" w15:restartNumberingAfterBreak="0">
-    <w:nsid w:val="095359F7"/>
+    <w:nsid w:val="45435E27"/>
     <w:multiLevelType w:val="multilevel"/>
-    <w:tmpl w:val="37A63B84"/>
+    <w:tmpl w:val="8344684C"/>
     <w:lvl w:ilvl="0">
       <w:start w:val="1"/>
       <w:numFmt w:val="bullet"/>
@@ -3671,7 +3661,7 @@
       </w:rPr>
     </w:lvl>
   </w:abstractNum>
-  <w:num w:numId="1" w16cid:durableId="1630744454">
+  <w:num w:numId="1" w16cid:durableId="1588490591">
     <w:abstractNumId w:val="0"/>
   </w:num>
 </w:numbering>
